--- a/opisy_archetypow/opisy_Buntowniczka.docx
+++ b/opisy_archetypow/opisy_Buntowniczka.docx
@@ -1035,7 +1035,7 @@
     </w:p>
     <w:p>
       <w:r>
-        <w:t>Największy lęk to bezsilność i brak wpływu – bycie zneutralizowanym przez system, ośmieszonym lub uznaną za nieistotną.</w:t>
+        <w:t>Największy lęk to bezsilność i brak wpływu – bycie zneutralizowaną przez system, ośmieszoną lub uznaną za nieistotną.</w:t>
       </w:r>
       <w:r>
         <w:rPr>
@@ -1085,7 +1085,7 @@
         </w:numPr>
       </w:pPr>
       <w:r>
-        <w:t xml:space="preserve">Z drugiej: realna polityczki wymaga </w:t>
+        <w:t xml:space="preserve">Z drugiej: realna polityka wymaga </w:t>
       </w:r>
       <w:r>
         <w:rPr>
@@ -1292,13 +1292,7 @@
         </w:numPr>
       </w:pPr>
       <w:r>
-        <w:t>skręt w rolę „niszczyciela” (zamiast reformatora)</w:t>
-      </w:r>
-      <w:r>
-        <w:t xml:space="preserve"> – </w:t>
-      </w:r>
-      <w:r>
-        <w:t>dużo dymu, mało zmiany</w:t>
+        <w:t>skręt w rolę „niszczycielki” (zamiast reformatorki) – dużo dymu, mało zmiany</w:t>
       </w:r>
     </w:p>
     <w:p/>
@@ -1359,7 +1353,7 @@
           <w:b/>
           <w:bCs/>
         </w:rPr>
-        <w:t>Rzecznik wykluczonych / pomijanych</w:t>
+        <w:t>Rzeczniczka wykluczonych / pomijanych</w:t>
       </w:r>
       <w:r>
         <w:t xml:space="preserve"> (ci, których „system nie słyszy”)</w:t>
@@ -1377,7 +1371,7 @@
           <w:b/>
           <w:bCs/>
         </w:rPr>
-        <w:t>Katalizator zmian</w:t>
+        <w:t>Katalizatorka zmian</w:t>
       </w:r>
       <w:r>
         <w:t xml:space="preserve"> (przyspiesza decyzje i debaty)</w:t>
@@ -1395,7 +1389,7 @@
           <w:b/>
           <w:bCs/>
         </w:rPr>
-        <w:t>Kontroler hipokryzji</w:t>
+        <w:t>Kontrolerka hipokryzji</w:t>
       </w:r>
       <w:r>
         <w:t xml:space="preserve"> (punktuje niespójność i układy)</w:t>
@@ -3420,7 +3414,7 @@
         <w:pStyle w:val="Nagwek2"/>
       </w:pPr>
       <w:r>
-        <w:t>6. Agenda tematyczna i ramowanie polityczka</w:t>
+        <w:t>6. Agenda tematyczna i ramowanie polityka</w:t>
       </w:r>
     </w:p>
     <w:p>
@@ -4173,7 +4167,7 @@
         </w:numPr>
       </w:pPr>
       <w:r>
-        <w:t>nie idź w autodestrukcję „niszczyciela”</w:t>
+        <w:t>nie idź w autodestrukcję „niszczycielki”</w:t>
       </w:r>
     </w:p>
     <w:p/>

--- a/opisy_archetypow/opisy_Buntowniczka.docx
+++ b/opisy_archetypow/opisy_Buntowniczka.docx
@@ -49,7 +49,7 @@
     </w:p>
     <w:p>
       <w:r>
-        <w:t>Buntowniczka to archetyp przełomu: kwestionuje status quo, podważa święte krowy i mówi rzeczy, których inni nie chcą powiedzieć na głos. Jest niekonwencjonalna, odważna i gotowa na konflikt – ale jej prawdziwą siłą nie jest awantura, tylko zdolność do uruchamiania zmiany. W polityce Buntowniczka działa najlepiej jako outsiderka, która ma mandat społeczny do „rozmontowania niesprawnych mechanizmów” i zbudowania nowych zasad. Jej komunikacja jest dosadna, bezpośrednia, czasem prowokująca; ma przyciągać uwagę, budzić emocje i zmuszać do myślenia. Buntowniczka świetnie wyczuwa hipokryzję oraz niesprawiedliwość – i potrafi przekuć to w energię ruchu społecznego. Jednocześnie jest archetypem wysokiego ryzyka: łatwo skręcić w czystą negację („byle rozwalić”), w agresję lub autodestrukcję, a także w „wiecznego prowokatora”, który nie dowozi rozwiązań. Dojrzała Buntowniczka to nie podpalaczka dla sportu, tylko reformatorka: uderza w to, co nie działa, ale zaraz potem pokazuje, co w zamian. Jej największy lęk to bezsilność i bycie uznaną za nieistotną – dlatego musi działać sprawczo, a nie tylko głośno. W najlepszej wersji Buntowniczka daje ludziom ulgę i odwagę: „nie musimy udawać, że to normalne”.</w:t>
+        <w:t>Buntowniczka to archetyp przełomu: kwestionuje status quo, podważa święte krowy i mówi rzeczy, których inni nie chcą powiedzieć na głos. Jest niekonwencjonalna, odważna i gotowa na konflikt – ale jej prawdziwą siłą nie jest awantura, tylko zdolność do uruchamiania zmiany. W polityce Buntowniczka działa najlepiej jako outsiderka, która ma mandat społeczny do „rozmontowania niesprawnych mechanizmów” i zbudowania nowych zasad. Jej komunikacja jest dosadna, bezpośrednia, czasem prowokująca; ma przyciągać uwagę, budzić emocje i zmuszać do myślenia. Buntowniczka świetnie wyczuwa hipokryzję oraz niesprawiedliwość – i potrafi przekuć to w energię ruchu społecznego. Jednocześnie jest archetypem wysokiego ryzyka: łatwo skręcić w czystą negację („byle rozwalić”), w agresję lub autodestrukcję, a także w „wieczną prowokatorkę”, która nie dowozi rozwiązań. Dojrzała Buntowniczka to nie podpalaczka dla sportu, tylko reformatorka: uderza w to, co nie działa, ale zaraz potem pokazuje, co w zamian. Jej największy lęk to bezsilność i bycie uznaną za nieistotną – dlatego musi działać sprawczo, a nie tylko głośno. W najlepszej wersji Buntowniczka daje ludziom ulgę i odwagę: „nie musimy udawać, że to normalne”.</w:t>
       </w:r>
       <w:r/>
       <w:r/>
